--- a/Codegym.docx
+++ b/Codegym.docx
@@ -423,7 +423,16 @@
           <w:sz w:val="28"/>
           <w:szCs w:val="28"/>
         </w:rPr>
-        <w:t xml:space="preserve">Pseudo code ( </w:t>
+        <w:t xml:space="preserve">Pseudo code </w:t>
+      </w:r>
+      <w:proofErr w:type="gramStart"/>
+      <w:r>
+        <w:rPr>
+          <w:rFonts w:ascii="Times New Roman" w:hAnsi="Times New Roman" w:cs="Times New Roman"/>
+          <w:sz w:val="28"/>
+          <w:szCs w:val="28"/>
+        </w:rPr>
+        <w:t xml:space="preserve">( </w:t>
       </w:r>
       <w:proofErr w:type="spellStart"/>
       <w:r>
@@ -435,6 +444,7 @@
         <w:t>mã</w:t>
       </w:r>
       <w:proofErr w:type="spellEnd"/>
+      <w:proofErr w:type="gramEnd"/>
       <w:r>
         <w:rPr>
           <w:rFonts w:ascii="Times New Roman" w:hAnsi="Times New Roman" w:cs="Times New Roman"/>
@@ -6399,6 +6409,7 @@
         <w:t xml:space="preserve"> # </w:t>
       </w:r>
       <w:proofErr w:type="spellStart"/>
+      <w:proofErr w:type="gramStart"/>
       <w:r>
         <w:rPr>
           <w:rFonts w:ascii="Times New Roman" w:hAnsi="Times New Roman" w:cs="Times New Roman"/>
@@ -6414,7 +6425,16 @@
           <w:sz w:val="28"/>
           <w:szCs w:val="28"/>
         </w:rPr>
-        <w:t xml:space="preserve"> ! </w:t>
+        <w:t xml:space="preserve"> !</w:t>
+      </w:r>
+      <w:proofErr w:type="gramEnd"/>
+      <w:r>
+        <w:rPr>
+          <w:rFonts w:ascii="Times New Roman" w:hAnsi="Times New Roman" w:cs="Times New Roman"/>
+          <w:sz w:val="28"/>
+          <w:szCs w:val="28"/>
+        </w:rPr>
+        <w:t xml:space="preserve"> </w:t>
       </w:r>
       <w:proofErr w:type="spellStart"/>
       <w:r>
@@ -9108,8 +9128,18 @@
           <w:sz w:val="28"/>
           <w:szCs w:val="28"/>
         </w:rPr>
-        <w:t xml:space="preserve"> const username;</w:t>
-      </w:r>
+        <w:t xml:space="preserve"> const </w:t>
+      </w:r>
+      <w:proofErr w:type="gramStart"/>
+      <w:r>
+        <w:rPr>
+          <w:rFonts w:ascii="Times New Roman" w:hAnsi="Times New Roman" w:cs="Times New Roman"/>
+          <w:sz w:val="28"/>
+          <w:szCs w:val="28"/>
+        </w:rPr>
+        <w:t>username;</w:t>
+      </w:r>
+      <w:proofErr w:type="gramEnd"/>
     </w:p>
     <w:p>
       <w:pPr>
@@ -14809,7 +14839,16 @@
           <w:sz w:val="28"/>
           <w:szCs w:val="28"/>
         </w:rPr>
-        <w:t xml:space="preserve"> in (“pass module”) </w:t>
+        <w:t xml:space="preserve"> in (“pass module”</w:t>
+      </w:r>
+      <w:proofErr w:type="gramStart"/>
+      <w:r>
+        <w:rPr>
+          <w:rFonts w:ascii="Times New Roman" w:hAnsi="Times New Roman" w:cs="Times New Roman"/>
+          <w:sz w:val="28"/>
+          <w:szCs w:val="28"/>
+        </w:rPr>
+        <w:t>) </w:t>
       </w:r>
       <w:r>
         <w:rPr>
@@ -14819,6 +14858,7 @@
         </w:rPr>
         <w:t>:</w:t>
       </w:r>
+      <w:proofErr w:type="gramEnd"/>
     </w:p>
     <w:p>
       <w:pPr>
@@ -14836,7 +14876,16 @@
           <w:sz w:val="28"/>
           <w:szCs w:val="28"/>
         </w:rPr>
-        <w:t xml:space="preserve">let diem = prompt (‘ </w:t>
+        <w:t xml:space="preserve">let diem = prompt </w:t>
+      </w:r>
+      <w:proofErr w:type="gramStart"/>
+      <w:r>
+        <w:rPr>
+          <w:rFonts w:ascii="Times New Roman" w:hAnsi="Times New Roman" w:cs="Times New Roman"/>
+          <w:sz w:val="28"/>
+          <w:szCs w:val="28"/>
+        </w:rPr>
+        <w:t xml:space="preserve">(‘ </w:t>
       </w:r>
       <w:proofErr w:type="spellStart"/>
       <w:r>
@@ -14848,6 +14897,7 @@
         <w:t>nhap</w:t>
       </w:r>
       <w:proofErr w:type="spellEnd"/>
+      <w:proofErr w:type="gramEnd"/>
       <w:r>
         <w:rPr>
           <w:rFonts w:ascii="Times New Roman" w:hAnsi="Times New Roman" w:cs="Times New Roman"/>
@@ -14873,7 +14923,25 @@
           <w:sz w:val="28"/>
           <w:szCs w:val="28"/>
         </w:rPr>
-        <w:t>if ( diem &gt;= 75 ) console.log (“ pass module ”)</w:t>
+        <w:t xml:space="preserve">if </w:t>
+      </w:r>
+      <w:proofErr w:type="gramStart"/>
+      <w:r>
+        <w:rPr>
+          <w:rFonts w:ascii="Times New Roman" w:hAnsi="Times New Roman" w:cs="Times New Roman"/>
+          <w:sz w:val="28"/>
+          <w:szCs w:val="28"/>
+        </w:rPr>
+        <w:t>( diem</w:t>
+      </w:r>
+      <w:proofErr w:type="gramEnd"/>
+      <w:r>
+        <w:rPr>
+          <w:rFonts w:ascii="Times New Roman" w:hAnsi="Times New Roman" w:cs="Times New Roman"/>
+          <w:sz w:val="28"/>
+          <w:szCs w:val="28"/>
+        </w:rPr>
+        <w:t xml:space="preserve"> &gt;= 75 ) console.log (“ pass module ”)</w:t>
       </w:r>
     </w:p>
     <w:p>
@@ -14949,7 +15017,25 @@
           <w:sz w:val="28"/>
           <w:szCs w:val="28"/>
         </w:rPr>
-        <w:t xml:space="preserve"> tuan: ’)</w:t>
+        <w:t xml:space="preserve"> tuan</w:t>
+      </w:r>
+      <w:proofErr w:type="gramStart"/>
+      <w:r>
+        <w:rPr>
+          <w:rFonts w:ascii="Times New Roman" w:hAnsi="Times New Roman" w:cs="Times New Roman"/>
+          <w:sz w:val="28"/>
+          <w:szCs w:val="28"/>
+        </w:rPr>
+        <w:t>: ’</w:t>
+      </w:r>
+      <w:proofErr w:type="gramEnd"/>
+      <w:r>
+        <w:rPr>
+          <w:rFonts w:ascii="Times New Roman" w:hAnsi="Times New Roman" w:cs="Times New Roman"/>
+          <w:sz w:val="28"/>
+          <w:szCs w:val="28"/>
+        </w:rPr>
+        <w:t>)</w:t>
       </w:r>
       <w:r>
         <w:rPr>
@@ -15453,8 +15539,18 @@
           <w:sz w:val="28"/>
           <w:szCs w:val="28"/>
         </w:rPr>
-        <w:t>let day;</w:t>
-      </w:r>
+        <w:t xml:space="preserve">let </w:t>
+      </w:r>
+      <w:proofErr w:type="gramStart"/>
+      <w:r>
+        <w:rPr>
+          <w:rFonts w:ascii="Times New Roman" w:hAnsi="Times New Roman" w:cs="Times New Roman"/>
+          <w:sz w:val="28"/>
+          <w:szCs w:val="28"/>
+        </w:rPr>
+        <w:t>day;</w:t>
+      </w:r>
+      <w:proofErr w:type="gramEnd"/>
     </w:p>
     <w:p>
       <w:pPr>
@@ -15564,6 +15660,7 @@
         <w:t>nhật</w:t>
       </w:r>
       <w:proofErr w:type="spellEnd"/>
+      <w:proofErr w:type="gramStart"/>
       <w:r>
         <w:rPr>
           <w:rFonts w:ascii="Times New Roman" w:hAnsi="Times New Roman" w:cs="Times New Roman"/>
@@ -15572,6 +15669,7 @@
         </w:rPr>
         <w:t>";</w:t>
       </w:r>
+      <w:proofErr w:type="gramEnd"/>
     </w:p>
     <w:p>
       <w:pPr>
@@ -15589,8 +15687,18 @@
           <w:sz w:val="28"/>
           <w:szCs w:val="28"/>
         </w:rPr>
-        <w:t xml:space="preserve">    break;</w:t>
-      </w:r>
+        <w:t xml:space="preserve">    </w:t>
+      </w:r>
+      <w:proofErr w:type="gramStart"/>
+      <w:r>
+        <w:rPr>
+          <w:rFonts w:ascii="Times New Roman" w:hAnsi="Times New Roman" w:cs="Times New Roman"/>
+          <w:sz w:val="28"/>
+          <w:szCs w:val="28"/>
+        </w:rPr>
+        <w:t>break;</w:t>
+      </w:r>
+      <w:proofErr w:type="gramEnd"/>
     </w:p>
     <w:p>
       <w:pPr>
@@ -15689,6 +15797,7 @@
         <w:t>hai</w:t>
       </w:r>
       <w:proofErr w:type="spellEnd"/>
+      <w:proofErr w:type="gramStart"/>
       <w:r>
         <w:rPr>
           <w:rFonts w:ascii="Times New Roman" w:hAnsi="Times New Roman" w:cs="Times New Roman"/>
@@ -15697,6 +15806,7 @@
         </w:rPr>
         <w:t>";</w:t>
       </w:r>
+      <w:proofErr w:type="gramEnd"/>
     </w:p>
     <w:p>
       <w:pPr>
@@ -15714,8 +15824,18 @@
           <w:sz w:val="28"/>
           <w:szCs w:val="28"/>
         </w:rPr>
-        <w:t xml:space="preserve">    break;</w:t>
-      </w:r>
+        <w:t xml:space="preserve">    </w:t>
+      </w:r>
+      <w:proofErr w:type="gramStart"/>
+      <w:r>
+        <w:rPr>
+          <w:rFonts w:ascii="Times New Roman" w:hAnsi="Times New Roman" w:cs="Times New Roman"/>
+          <w:sz w:val="28"/>
+          <w:szCs w:val="28"/>
+        </w:rPr>
+        <w:t>break;</w:t>
+      </w:r>
+      <w:proofErr w:type="gramEnd"/>
     </w:p>
     <w:p>
       <w:pPr>
@@ -15814,6 +15934,7 @@
         <w:t>ba</w:t>
       </w:r>
       <w:proofErr w:type="spellEnd"/>
+      <w:proofErr w:type="gramStart"/>
       <w:r>
         <w:rPr>
           <w:rFonts w:ascii="Times New Roman" w:hAnsi="Times New Roman" w:cs="Times New Roman"/>
@@ -15822,6 +15943,7 @@
         </w:rPr>
         <w:t>";</w:t>
       </w:r>
+      <w:proofErr w:type="gramEnd"/>
     </w:p>
     <w:p>
       <w:pPr>
@@ -15839,8 +15961,18 @@
           <w:sz w:val="28"/>
           <w:szCs w:val="28"/>
         </w:rPr>
-        <w:t xml:space="preserve">    break;</w:t>
-      </w:r>
+        <w:t xml:space="preserve">    </w:t>
+      </w:r>
+      <w:proofErr w:type="gramStart"/>
+      <w:r>
+        <w:rPr>
+          <w:rFonts w:ascii="Times New Roman" w:hAnsi="Times New Roman" w:cs="Times New Roman"/>
+          <w:sz w:val="28"/>
+          <w:szCs w:val="28"/>
+        </w:rPr>
+        <w:t>break;</w:t>
+      </w:r>
+      <w:proofErr w:type="gramEnd"/>
     </w:p>
     <w:p>
       <w:pPr>
@@ -15939,6 +16071,7 @@
         <w:t>tư</w:t>
       </w:r>
       <w:proofErr w:type="spellEnd"/>
+      <w:proofErr w:type="gramStart"/>
       <w:r>
         <w:rPr>
           <w:rFonts w:ascii="Times New Roman" w:hAnsi="Times New Roman" w:cs="Times New Roman"/>
@@ -15947,6 +16080,7 @@
         </w:rPr>
         <w:t>";</w:t>
       </w:r>
+      <w:proofErr w:type="gramEnd"/>
     </w:p>
     <w:p>
       <w:pPr>
@@ -15964,8 +16098,18 @@
           <w:sz w:val="28"/>
           <w:szCs w:val="28"/>
         </w:rPr>
-        <w:t xml:space="preserve">    break;</w:t>
-      </w:r>
+        <w:t xml:space="preserve">    </w:t>
+      </w:r>
+      <w:proofErr w:type="gramStart"/>
+      <w:r>
+        <w:rPr>
+          <w:rFonts w:ascii="Times New Roman" w:hAnsi="Times New Roman" w:cs="Times New Roman"/>
+          <w:sz w:val="28"/>
+          <w:szCs w:val="28"/>
+        </w:rPr>
+        <w:t>break;</w:t>
+      </w:r>
+      <w:proofErr w:type="gramEnd"/>
     </w:p>
     <w:p>
       <w:pPr>
@@ -16064,6 +16208,7 @@
         <w:t>năm</w:t>
       </w:r>
       <w:proofErr w:type="spellEnd"/>
+      <w:proofErr w:type="gramStart"/>
       <w:r>
         <w:rPr>
           <w:rFonts w:ascii="Times New Roman" w:hAnsi="Times New Roman" w:cs="Times New Roman"/>
@@ -16072,6 +16217,7 @@
         </w:rPr>
         <w:t>";</w:t>
       </w:r>
+      <w:proofErr w:type="gramEnd"/>
     </w:p>
     <w:p>
       <w:pPr>
@@ -16089,8 +16235,18 @@
           <w:sz w:val="28"/>
           <w:szCs w:val="28"/>
         </w:rPr>
-        <w:t xml:space="preserve">    break;</w:t>
-      </w:r>
+        <w:t xml:space="preserve">    </w:t>
+      </w:r>
+      <w:proofErr w:type="gramStart"/>
+      <w:r>
+        <w:rPr>
+          <w:rFonts w:ascii="Times New Roman" w:hAnsi="Times New Roman" w:cs="Times New Roman"/>
+          <w:sz w:val="28"/>
+          <w:szCs w:val="28"/>
+        </w:rPr>
+        <w:t>break;</w:t>
+      </w:r>
+      <w:proofErr w:type="gramEnd"/>
     </w:p>
     <w:p>
       <w:pPr>
@@ -16205,6 +16361,7 @@
         <w:t>sáu</w:t>
       </w:r>
       <w:proofErr w:type="spellEnd"/>
+      <w:proofErr w:type="gramStart"/>
       <w:r>
         <w:rPr>
           <w:rFonts w:ascii="Times New Roman" w:hAnsi="Times New Roman" w:cs="Times New Roman"/>
@@ -16213,6 +16370,7 @@
         </w:rPr>
         <w:t>";</w:t>
       </w:r>
+      <w:proofErr w:type="gramEnd"/>
     </w:p>
     <w:p>
       <w:pPr>
@@ -16230,8 +16388,18 @@
           <w:sz w:val="28"/>
           <w:szCs w:val="28"/>
         </w:rPr>
-        <w:t xml:space="preserve">    break;</w:t>
-      </w:r>
+        <w:t xml:space="preserve">    </w:t>
+      </w:r>
+      <w:proofErr w:type="gramStart"/>
+      <w:r>
+        <w:rPr>
+          <w:rFonts w:ascii="Times New Roman" w:hAnsi="Times New Roman" w:cs="Times New Roman"/>
+          <w:sz w:val="28"/>
+          <w:szCs w:val="28"/>
+        </w:rPr>
+        <w:t>break;</w:t>
+      </w:r>
+      <w:proofErr w:type="gramEnd"/>
     </w:p>
     <w:p>
       <w:pPr>
@@ -16259,6 +16427,7 @@
         </w:rPr>
         <w:tab/>
       </w:r>
+      <w:proofErr w:type="gramStart"/>
       <w:r>
         <w:rPr>
           <w:rFonts w:ascii="Times New Roman" w:hAnsi="Times New Roman" w:cs="Times New Roman"/>
@@ -16275,6 +16444,7 @@
         </w:rPr>
         <w:t>7</w:t>
       </w:r>
+      <w:proofErr w:type="gramEnd"/>
       <w:r>
         <w:rPr>
           <w:rFonts w:ascii="Times New Roman" w:hAnsi="Times New Roman" w:cs="Times New Roman"/>
@@ -16346,6 +16516,7 @@
         <w:t>bảy</w:t>
       </w:r>
       <w:proofErr w:type="spellEnd"/>
+      <w:proofErr w:type="gramStart"/>
       <w:r>
         <w:rPr>
           <w:rFonts w:ascii="Times New Roman" w:hAnsi="Times New Roman" w:cs="Times New Roman"/>
@@ -16354,6 +16525,7 @@
         </w:rPr>
         <w:t>";</w:t>
       </w:r>
+      <w:proofErr w:type="gramEnd"/>
     </w:p>
     <w:p>
       <w:pPr>
@@ -16371,8 +16543,18 @@
           <w:sz w:val="28"/>
           <w:szCs w:val="28"/>
         </w:rPr>
-        <w:t xml:space="preserve">    break;</w:t>
-      </w:r>
+        <w:t xml:space="preserve">    </w:t>
+      </w:r>
+      <w:proofErr w:type="gramStart"/>
+      <w:r>
+        <w:rPr>
+          <w:rFonts w:ascii="Times New Roman" w:hAnsi="Times New Roman" w:cs="Times New Roman"/>
+          <w:sz w:val="28"/>
+          <w:szCs w:val="28"/>
+        </w:rPr>
+        <w:t>break;</w:t>
+      </w:r>
+      <w:proofErr w:type="gramEnd"/>
     </w:p>
     <w:p>
       <w:pPr>
@@ -16429,6 +16611,7 @@
         <w:t>khác</w:t>
       </w:r>
       <w:proofErr w:type="spellEnd"/>
+      <w:proofErr w:type="gramStart"/>
       <w:r>
         <w:rPr>
           <w:rFonts w:ascii="Times New Roman" w:hAnsi="Times New Roman" w:cs="Times New Roman"/>
@@ -16437,6 +16620,7 @@
         </w:rPr>
         <w:t>";</w:t>
       </w:r>
+      <w:proofErr w:type="gramEnd"/>
     </w:p>
     <w:p>
       <w:pPr>
@@ -17669,7 +17853,25 @@
           <w:sz w:val="28"/>
           <w:szCs w:val="28"/>
         </w:rPr>
-        <w:t>for (initial-action; loop-continuation-condition; action-after-each-iteration) { statement(s); }</w:t>
+        <w:t xml:space="preserve">for (initial-action; loop-continuation-condition; action-after-each-iteration) </w:t>
+      </w:r>
+      <w:proofErr w:type="gramStart"/>
+      <w:r>
+        <w:rPr>
+          <w:rFonts w:ascii="Times New Roman" w:hAnsi="Times New Roman" w:cs="Times New Roman"/>
+          <w:sz w:val="28"/>
+          <w:szCs w:val="28"/>
+        </w:rPr>
+        <w:t>{ statement</w:t>
+      </w:r>
+      <w:proofErr w:type="gramEnd"/>
+      <w:r>
+        <w:rPr>
+          <w:rFonts w:ascii="Times New Roman" w:hAnsi="Times New Roman" w:cs="Times New Roman"/>
+          <w:sz w:val="28"/>
+          <w:szCs w:val="28"/>
+        </w:rPr>
+        <w:t>(s); }</w:t>
       </w:r>
     </w:p>
     <w:p>
@@ -17725,7 +17927,25 @@
           <w:sz w:val="28"/>
           <w:szCs w:val="28"/>
         </w:rPr>
-        <w:t xml:space="preserve">• initial-action: </w:t>
+        <w:t xml:space="preserve">• </w:t>
+      </w:r>
+      <w:proofErr w:type="gramStart"/>
+      <w:r>
+        <w:rPr>
+          <w:rFonts w:ascii="Times New Roman" w:hAnsi="Times New Roman" w:cs="Times New Roman"/>
+          <w:sz w:val="28"/>
+          <w:szCs w:val="28"/>
+        </w:rPr>
+        <w:t>initial-action</w:t>
+      </w:r>
+      <w:proofErr w:type="gramEnd"/>
+      <w:r>
+        <w:rPr>
+          <w:rFonts w:ascii="Times New Roman" w:hAnsi="Times New Roman" w:cs="Times New Roman"/>
+          <w:sz w:val="28"/>
+          <w:szCs w:val="28"/>
+        </w:rPr>
+        <w:t xml:space="preserve">: </w:t>
       </w:r>
       <w:proofErr w:type="spellStart"/>
       <w:r>
@@ -18902,7 +19122,25 @@
           <w:sz w:val="28"/>
           <w:szCs w:val="28"/>
         </w:rPr>
-        <w:t xml:space="preserve"> initial-action </w:t>
+        <w:t xml:space="preserve"> </w:t>
+      </w:r>
+      <w:proofErr w:type="gramStart"/>
+      <w:r>
+        <w:rPr>
+          <w:rFonts w:ascii="Times New Roman" w:hAnsi="Times New Roman" w:cs="Times New Roman"/>
+          <w:sz w:val="28"/>
+          <w:szCs w:val="28"/>
+        </w:rPr>
+        <w:t>initial-action</w:t>
+      </w:r>
+      <w:proofErr w:type="gramEnd"/>
+      <w:r>
+        <w:rPr>
+          <w:rFonts w:ascii="Times New Roman" w:hAnsi="Times New Roman" w:cs="Times New Roman"/>
+          <w:sz w:val="28"/>
+          <w:szCs w:val="28"/>
+        </w:rPr>
+        <w:t xml:space="preserve"> </w:t>
       </w:r>
       <w:proofErr w:type="spellStart"/>
       <w:r>
@@ -20396,7 +20634,25 @@
           <w:sz w:val="28"/>
           <w:szCs w:val="28"/>
         </w:rPr>
-        <w:t xml:space="preserve">do….while </w:t>
+        <w:t>do</w:t>
+      </w:r>
+      <w:proofErr w:type="gramStart"/>
+      <w:r>
+        <w:rPr>
+          <w:rFonts w:ascii="Times New Roman" w:hAnsi="Times New Roman" w:cs="Times New Roman"/>
+          <w:sz w:val="28"/>
+          <w:szCs w:val="28"/>
+        </w:rPr>
+        <w:t>….while</w:t>
+      </w:r>
+      <w:proofErr w:type="gramEnd"/>
+      <w:r>
+        <w:rPr>
+          <w:rFonts w:ascii="Times New Roman" w:hAnsi="Times New Roman" w:cs="Times New Roman"/>
+          <w:sz w:val="28"/>
+          <w:szCs w:val="28"/>
+        </w:rPr>
+        <w:t xml:space="preserve"> </w:t>
       </w:r>
       <w:proofErr w:type="spellStart"/>
       <w:r>
@@ -21281,39 +21537,7 @@
           <w:sz w:val="28"/>
           <w:szCs w:val="28"/>
         </w:rPr>
-        <w:t xml:space="preserve">: function name (parameter1, </w:t>
-      </w:r>
-      <w:r>
-        <w:rPr>
-          <w:rFonts w:ascii="Times New Roman" w:hAnsi="Times New Roman" w:cs="Times New Roman"/>
-          <w:sz w:val="28"/>
-          <w:szCs w:val="28"/>
-        </w:rPr>
-        <w:t>parameter</w:t>
-      </w:r>
-      <w:r>
-        <w:rPr>
-          <w:rFonts w:ascii="Times New Roman" w:hAnsi="Times New Roman" w:cs="Times New Roman"/>
-          <w:sz w:val="28"/>
-          <w:szCs w:val="28"/>
-        </w:rPr>
-        <w:t xml:space="preserve">2, </w:t>
-      </w:r>
-      <w:r>
-        <w:rPr>
-          <w:rFonts w:ascii="Times New Roman" w:hAnsi="Times New Roman" w:cs="Times New Roman"/>
-          <w:sz w:val="28"/>
-          <w:szCs w:val="28"/>
-        </w:rPr>
-        <w:t>parameter</w:t>
-      </w:r>
-      <w:r>
-        <w:rPr>
-          <w:rFonts w:ascii="Times New Roman" w:hAnsi="Times New Roman" w:cs="Times New Roman"/>
-          <w:sz w:val="28"/>
-          <w:szCs w:val="28"/>
-        </w:rPr>
-        <w:t>3) {</w:t>
+        <w:t>: function name (parameter1, parameter2, parameter3) {</w:t>
       </w:r>
     </w:p>
     <w:p>
@@ -21473,6 +21697,7 @@
         <w:t xml:space="preserve"> </w:t>
       </w:r>
       <w:proofErr w:type="spellStart"/>
+      <w:proofErr w:type="gramStart"/>
       <w:r>
         <w:rPr>
           <w:rFonts w:ascii="Times New Roman" w:hAnsi="Times New Roman" w:cs="Times New Roman"/>
@@ -21498,6 +21723,7 @@
         </w:rPr>
         <w:t>:</w:t>
       </w:r>
+      <w:proofErr w:type="gramEnd"/>
     </w:p>
     <w:p>
       <w:pPr>
@@ -24340,6 +24566,861 @@
           <w:sz w:val="28"/>
           <w:szCs w:val="28"/>
         </w:rPr>
+        <w:t xml:space="preserve"> đó</w:t>
+      </w:r>
+    </w:p>
+    <w:p>
+      <w:pPr>
+        <w:pStyle w:val="ListParagraph"/>
+        <w:ind w:left="2160"/>
+        <w:rPr>
+          <w:rFonts w:ascii="Times New Roman" w:hAnsi="Times New Roman" w:cs="Times New Roman"/>
+          <w:sz w:val="28"/>
+          <w:szCs w:val="28"/>
+        </w:rPr>
+      </w:pPr>
+    </w:p>
+    <w:p>
+      <w:pPr>
+        <w:pStyle w:val="ListParagraph"/>
+        <w:ind w:left="2160"/>
+        <w:rPr>
+          <w:rFonts w:ascii="Times New Roman" w:hAnsi="Times New Roman" w:cs="Times New Roman"/>
+          <w:sz w:val="28"/>
+          <w:szCs w:val="28"/>
+        </w:rPr>
+      </w:pPr>
+    </w:p>
+    <w:p>
+      <w:pPr>
+        <w:pStyle w:val="ListParagraph"/>
+        <w:ind w:left="2160"/>
+        <w:rPr>
+          <w:rFonts w:ascii="Times New Roman" w:hAnsi="Times New Roman" w:cs="Times New Roman"/>
+          <w:sz w:val="28"/>
+          <w:szCs w:val="28"/>
+        </w:rPr>
+      </w:pPr>
+    </w:p>
+    <w:p>
+      <w:pPr>
+        <w:pStyle w:val="ListParagraph"/>
+        <w:ind w:left="2160"/>
+        <w:rPr>
+          <w:rFonts w:ascii="Times New Roman" w:hAnsi="Times New Roman" w:cs="Times New Roman"/>
+          <w:sz w:val="28"/>
+          <w:szCs w:val="28"/>
+        </w:rPr>
+      </w:pPr>
+    </w:p>
+    <w:p>
+      <w:pPr>
+        <w:pStyle w:val="ListParagraph"/>
+        <w:ind w:left="2160"/>
+        <w:rPr>
+          <w:rFonts w:ascii="Times New Roman" w:hAnsi="Times New Roman" w:cs="Times New Roman"/>
+          <w:sz w:val="28"/>
+          <w:szCs w:val="28"/>
+        </w:rPr>
+      </w:pPr>
+    </w:p>
+    <w:p>
+      <w:pPr>
+        <w:pStyle w:val="ListParagraph"/>
+        <w:ind w:left="2160"/>
+        <w:rPr>
+          <w:rFonts w:ascii="Times New Roman" w:hAnsi="Times New Roman" w:cs="Times New Roman"/>
+          <w:sz w:val="28"/>
+          <w:szCs w:val="28"/>
+        </w:rPr>
+      </w:pPr>
+    </w:p>
+    <w:p>
+      <w:pPr>
+        <w:pStyle w:val="ListParagraph"/>
+        <w:ind w:left="2160"/>
+        <w:rPr>
+          <w:rFonts w:ascii="Times New Roman" w:hAnsi="Times New Roman" w:cs="Times New Roman"/>
+          <w:sz w:val="28"/>
+          <w:szCs w:val="28"/>
+        </w:rPr>
+      </w:pPr>
+    </w:p>
+    <w:p>
+      <w:pPr>
+        <w:pStyle w:val="NormalWeb"/>
+        <w:numPr>
+          <w:ilvl w:val="0"/>
+          <w:numId w:val="10"/>
+        </w:numPr>
+      </w:pPr>
+      <w:r>
+        <w:t xml:space="preserve">OOP (Object-Oriented Programming) </w:t>
+      </w:r>
+      <w:proofErr w:type="spellStart"/>
+      <w:r>
+        <w:t>là</w:t>
+      </w:r>
+      <w:proofErr w:type="spellEnd"/>
+      <w:r>
+        <w:t xml:space="preserve"> </w:t>
+      </w:r>
+      <w:proofErr w:type="spellStart"/>
+      <w:r>
+        <w:t>một</w:t>
+      </w:r>
+      <w:proofErr w:type="spellEnd"/>
+      <w:r>
+        <w:t xml:space="preserve"> </w:t>
+      </w:r>
+      <w:proofErr w:type="spellStart"/>
+      <w:r>
+        <w:t>mô</w:t>
+      </w:r>
+      <w:proofErr w:type="spellEnd"/>
+      <w:r>
+        <w:t xml:space="preserve"> </w:t>
+      </w:r>
+      <w:proofErr w:type="spellStart"/>
+      <w:r>
+        <w:t>hình</w:t>
+      </w:r>
+      <w:proofErr w:type="spellEnd"/>
+      <w:r>
+        <w:t xml:space="preserve"> </w:t>
+      </w:r>
+      <w:proofErr w:type="spellStart"/>
+      <w:r>
+        <w:t>lập</w:t>
+      </w:r>
+      <w:proofErr w:type="spellEnd"/>
+      <w:r>
+        <w:t xml:space="preserve"> </w:t>
+      </w:r>
+      <w:proofErr w:type="spellStart"/>
+      <w:r>
+        <w:t>trình</w:t>
+      </w:r>
+      <w:proofErr w:type="spellEnd"/>
+      <w:r>
+        <w:t xml:space="preserve"> </w:t>
+      </w:r>
+      <w:proofErr w:type="spellStart"/>
+      <w:r>
+        <w:t>dựa</w:t>
+      </w:r>
+      <w:proofErr w:type="spellEnd"/>
+      <w:r>
+        <w:t xml:space="preserve"> </w:t>
+      </w:r>
+      <w:proofErr w:type="spellStart"/>
+      <w:r>
+        <w:t>trên</w:t>
+      </w:r>
+      <w:proofErr w:type="spellEnd"/>
+      <w:r>
+        <w:t xml:space="preserve"> </w:t>
+      </w:r>
+      <w:proofErr w:type="spellStart"/>
+      <w:r>
+        <w:t>khái</w:t>
+      </w:r>
+      <w:proofErr w:type="spellEnd"/>
+      <w:r>
+        <w:t xml:space="preserve"> </w:t>
+      </w:r>
+      <w:proofErr w:type="spellStart"/>
+      <w:r>
+        <w:t>niệm</w:t>
+      </w:r>
+      <w:proofErr w:type="spellEnd"/>
+      <w:r>
+        <w:t xml:space="preserve"> </w:t>
+      </w:r>
+      <w:proofErr w:type="spellStart"/>
+      <w:r>
+        <w:t>về</w:t>
+      </w:r>
+      <w:proofErr w:type="spellEnd"/>
+      <w:r>
+        <w:t xml:space="preserve"> "</w:t>
+      </w:r>
+      <w:proofErr w:type="spellStart"/>
+      <w:r>
+        <w:t>đối</w:t>
+      </w:r>
+      <w:proofErr w:type="spellEnd"/>
+      <w:r>
+        <w:t xml:space="preserve"> </w:t>
+      </w:r>
+      <w:proofErr w:type="spellStart"/>
+      <w:r>
+        <w:t>tượng</w:t>
+      </w:r>
+      <w:proofErr w:type="spellEnd"/>
+      <w:r>
+        <w:t xml:space="preserve">" (object). Trong OOP, </w:t>
+      </w:r>
+      <w:proofErr w:type="spellStart"/>
+      <w:r>
+        <w:t>các</w:t>
+      </w:r>
+      <w:proofErr w:type="spellEnd"/>
+      <w:r>
+        <w:t xml:space="preserve"> </w:t>
+      </w:r>
+      <w:proofErr w:type="spellStart"/>
+      <w:r>
+        <w:t>chương</w:t>
+      </w:r>
+      <w:proofErr w:type="spellEnd"/>
+      <w:r>
+        <w:t xml:space="preserve"> </w:t>
+      </w:r>
+      <w:proofErr w:type="spellStart"/>
+      <w:r>
+        <w:t>trình</w:t>
+      </w:r>
+      <w:proofErr w:type="spellEnd"/>
+      <w:r>
+        <w:t xml:space="preserve"> </w:t>
+      </w:r>
+      <w:proofErr w:type="spellStart"/>
+      <w:r>
+        <w:t>được</w:t>
+      </w:r>
+      <w:proofErr w:type="spellEnd"/>
+      <w:r>
+        <w:t xml:space="preserve"> </w:t>
+      </w:r>
+      <w:proofErr w:type="spellStart"/>
+      <w:r>
+        <w:t>tổ</w:t>
+      </w:r>
+      <w:proofErr w:type="spellEnd"/>
+      <w:r>
+        <w:t xml:space="preserve"> </w:t>
+      </w:r>
+      <w:proofErr w:type="spellStart"/>
+      <w:r>
+        <w:t>chức</w:t>
+      </w:r>
+      <w:proofErr w:type="spellEnd"/>
+      <w:r>
+        <w:t xml:space="preserve"> </w:t>
+      </w:r>
+      <w:proofErr w:type="spellStart"/>
+      <w:r>
+        <w:t>xung</w:t>
+      </w:r>
+      <w:proofErr w:type="spellEnd"/>
+      <w:r>
+        <w:t xml:space="preserve"> </w:t>
+      </w:r>
+      <w:proofErr w:type="spellStart"/>
+      <w:r>
+        <w:t>quanh</w:t>
+      </w:r>
+      <w:proofErr w:type="spellEnd"/>
+      <w:r>
+        <w:t xml:space="preserve"> </w:t>
+      </w:r>
+      <w:proofErr w:type="spellStart"/>
+      <w:r>
+        <w:t>các</w:t>
+      </w:r>
+      <w:proofErr w:type="spellEnd"/>
+      <w:r>
+        <w:t xml:space="preserve"> </w:t>
+      </w:r>
+      <w:proofErr w:type="spellStart"/>
+      <w:r>
+        <w:t>đối</w:t>
+      </w:r>
+      <w:proofErr w:type="spellEnd"/>
+      <w:r>
+        <w:t xml:space="preserve"> </w:t>
+      </w:r>
+      <w:proofErr w:type="spellStart"/>
+      <w:r>
+        <w:t>tượng</w:t>
+      </w:r>
+      <w:proofErr w:type="spellEnd"/>
+      <w:r>
+        <w:t xml:space="preserve">, </w:t>
+      </w:r>
+      <w:proofErr w:type="spellStart"/>
+      <w:r>
+        <w:t>là</w:t>
+      </w:r>
+      <w:proofErr w:type="spellEnd"/>
+      <w:r>
+        <w:t xml:space="preserve"> </w:t>
+      </w:r>
+      <w:proofErr w:type="spellStart"/>
+      <w:r>
+        <w:t>những</w:t>
+      </w:r>
+      <w:proofErr w:type="spellEnd"/>
+      <w:r>
+        <w:t xml:space="preserve"> </w:t>
+      </w:r>
+      <w:proofErr w:type="spellStart"/>
+      <w:r>
+        <w:t>thực</w:t>
+      </w:r>
+      <w:proofErr w:type="spellEnd"/>
+      <w:r>
+        <w:t xml:space="preserve"> </w:t>
+      </w:r>
+      <w:proofErr w:type="spellStart"/>
+      <w:r>
+        <w:t>thể</w:t>
+      </w:r>
+      <w:proofErr w:type="spellEnd"/>
+      <w:r>
+        <w:t xml:space="preserve"> bao </w:t>
+      </w:r>
+      <w:proofErr w:type="spellStart"/>
+      <w:r>
+        <w:t>gồm</w:t>
+      </w:r>
+      <w:proofErr w:type="spellEnd"/>
+      <w:r>
+        <w:t xml:space="preserve"> </w:t>
+      </w:r>
+      <w:proofErr w:type="spellStart"/>
+      <w:r>
+        <w:t>dữ</w:t>
+      </w:r>
+      <w:proofErr w:type="spellEnd"/>
+      <w:r>
+        <w:t xml:space="preserve"> </w:t>
+      </w:r>
+      <w:proofErr w:type="spellStart"/>
+      <w:r>
+        <w:t>liệu</w:t>
+      </w:r>
+      <w:proofErr w:type="spellEnd"/>
+      <w:r>
+        <w:t xml:space="preserve"> (</w:t>
+      </w:r>
+      <w:proofErr w:type="spellStart"/>
+      <w:r>
+        <w:t>thuộc</w:t>
+      </w:r>
+      <w:proofErr w:type="spellEnd"/>
+      <w:r>
+        <w:t xml:space="preserve"> </w:t>
+      </w:r>
+      <w:proofErr w:type="spellStart"/>
+      <w:r>
+        <w:t>tính</w:t>
+      </w:r>
+      <w:proofErr w:type="spellEnd"/>
+      <w:r>
+        <w:t xml:space="preserve">) </w:t>
+      </w:r>
+      <w:proofErr w:type="spellStart"/>
+      <w:r>
+        <w:t>và</w:t>
+      </w:r>
+      <w:proofErr w:type="spellEnd"/>
+      <w:r>
+        <w:t xml:space="preserve"> </w:t>
+      </w:r>
+      <w:proofErr w:type="spellStart"/>
+      <w:r>
+        <w:t>các</w:t>
+      </w:r>
+      <w:proofErr w:type="spellEnd"/>
+      <w:r>
+        <w:t xml:space="preserve"> </w:t>
+      </w:r>
+      <w:proofErr w:type="spellStart"/>
+      <w:r>
+        <w:t>phương</w:t>
+      </w:r>
+      <w:proofErr w:type="spellEnd"/>
+      <w:r>
+        <w:t xml:space="preserve"> </w:t>
+      </w:r>
+      <w:proofErr w:type="spellStart"/>
+      <w:r>
+        <w:t>thức</w:t>
+      </w:r>
+      <w:proofErr w:type="spellEnd"/>
+      <w:r>
+        <w:t xml:space="preserve"> (</w:t>
+      </w:r>
+      <w:proofErr w:type="spellStart"/>
+      <w:r>
+        <w:t>hành</w:t>
+      </w:r>
+      <w:proofErr w:type="spellEnd"/>
+      <w:r>
+        <w:t xml:space="preserve"> vi).</w:t>
+      </w:r>
+    </w:p>
+    <w:p>
+      <w:pPr>
+        <w:pStyle w:val="ListParagraph"/>
+        <w:numPr>
+          <w:ilvl w:val="0"/>
+          <w:numId w:val="10"/>
+        </w:numPr>
+        <w:rPr>
+          <w:rFonts w:ascii="Times New Roman" w:hAnsi="Times New Roman" w:cs="Times New Roman"/>
+          <w:sz w:val="28"/>
+          <w:szCs w:val="28"/>
+        </w:rPr>
+      </w:pPr>
+      <w:proofErr w:type="spellStart"/>
+      <w:r>
+        <w:rPr>
+          <w:rFonts w:ascii="Times New Roman" w:hAnsi="Times New Roman" w:cs="Times New Roman"/>
+          <w:b/>
+          <w:bCs/>
+          <w:sz w:val="28"/>
+          <w:szCs w:val="28"/>
+        </w:rPr>
+        <w:t>Đối</w:t>
+      </w:r>
+      <w:proofErr w:type="spellEnd"/>
+      <w:r>
+        <w:rPr>
+          <w:rFonts w:ascii="Times New Roman" w:hAnsi="Times New Roman" w:cs="Times New Roman"/>
+          <w:b/>
+          <w:bCs/>
+          <w:sz w:val="28"/>
+          <w:szCs w:val="28"/>
+        </w:rPr>
+        <w:t xml:space="preserve"> </w:t>
+      </w:r>
+      <w:proofErr w:type="spellStart"/>
+      <w:r>
+        <w:rPr>
+          <w:rFonts w:ascii="Times New Roman" w:hAnsi="Times New Roman" w:cs="Times New Roman"/>
+          <w:b/>
+          <w:bCs/>
+          <w:sz w:val="28"/>
+          <w:szCs w:val="28"/>
+        </w:rPr>
+        <w:t>tượng</w:t>
+      </w:r>
+      <w:proofErr w:type="spellEnd"/>
+      <w:r>
+        <w:rPr>
+          <w:rFonts w:ascii="Times New Roman" w:hAnsi="Times New Roman" w:cs="Times New Roman"/>
+          <w:b/>
+          <w:bCs/>
+          <w:sz w:val="28"/>
+          <w:szCs w:val="28"/>
+        </w:rPr>
+        <w:t xml:space="preserve"> (Object):</w:t>
+      </w:r>
+      <w:r>
+        <w:rPr>
+          <w:rFonts w:ascii="Times New Roman" w:hAnsi="Times New Roman" w:cs="Times New Roman"/>
+          <w:sz w:val="28"/>
+          <w:szCs w:val="28"/>
+        </w:rPr>
+        <w:t xml:space="preserve"> </w:t>
+      </w:r>
+      <w:proofErr w:type="spellStart"/>
+      <w:r>
+        <w:rPr>
+          <w:rFonts w:ascii="Times New Roman" w:hAnsi="Times New Roman" w:cs="Times New Roman"/>
+          <w:sz w:val="28"/>
+          <w:szCs w:val="28"/>
+        </w:rPr>
+        <w:t>Là</w:t>
+      </w:r>
+      <w:proofErr w:type="spellEnd"/>
+      <w:r>
+        <w:rPr>
+          <w:rFonts w:ascii="Times New Roman" w:hAnsi="Times New Roman" w:cs="Times New Roman"/>
+          <w:sz w:val="28"/>
+          <w:szCs w:val="28"/>
+        </w:rPr>
+        <w:t xml:space="preserve"> </w:t>
+      </w:r>
+      <w:proofErr w:type="spellStart"/>
+      <w:r>
+        <w:rPr>
+          <w:rFonts w:ascii="Times New Roman" w:hAnsi="Times New Roman" w:cs="Times New Roman"/>
+          <w:sz w:val="28"/>
+          <w:szCs w:val="28"/>
+        </w:rPr>
+        <w:t>một</w:t>
+      </w:r>
+      <w:proofErr w:type="spellEnd"/>
+      <w:r>
+        <w:rPr>
+          <w:rFonts w:ascii="Times New Roman" w:hAnsi="Times New Roman" w:cs="Times New Roman"/>
+          <w:sz w:val="28"/>
+          <w:szCs w:val="28"/>
+        </w:rPr>
+        <w:t xml:space="preserve"> </w:t>
+      </w:r>
+      <w:proofErr w:type="spellStart"/>
+      <w:r>
+        <w:rPr>
+          <w:rFonts w:ascii="Times New Roman" w:hAnsi="Times New Roman" w:cs="Times New Roman"/>
+          <w:sz w:val="28"/>
+          <w:szCs w:val="28"/>
+        </w:rPr>
+        <w:t>thực</w:t>
+      </w:r>
+      <w:proofErr w:type="spellEnd"/>
+      <w:r>
+        <w:rPr>
+          <w:rFonts w:ascii="Times New Roman" w:hAnsi="Times New Roman" w:cs="Times New Roman"/>
+          <w:sz w:val="28"/>
+          <w:szCs w:val="28"/>
+        </w:rPr>
+        <w:t xml:space="preserve"> </w:t>
+      </w:r>
+      <w:proofErr w:type="spellStart"/>
+      <w:r>
+        <w:rPr>
+          <w:rFonts w:ascii="Times New Roman" w:hAnsi="Times New Roman" w:cs="Times New Roman"/>
+          <w:sz w:val="28"/>
+          <w:szCs w:val="28"/>
+        </w:rPr>
+        <w:t>thể</w:t>
+      </w:r>
+      <w:proofErr w:type="spellEnd"/>
+      <w:r>
+        <w:rPr>
+          <w:rFonts w:ascii="Times New Roman" w:hAnsi="Times New Roman" w:cs="Times New Roman"/>
+          <w:sz w:val="28"/>
+          <w:szCs w:val="28"/>
+        </w:rPr>
+        <w:t xml:space="preserve"> </w:t>
+      </w:r>
+      <w:proofErr w:type="spellStart"/>
+      <w:r>
+        <w:rPr>
+          <w:rFonts w:ascii="Times New Roman" w:hAnsi="Times New Roman" w:cs="Times New Roman"/>
+          <w:sz w:val="28"/>
+          <w:szCs w:val="28"/>
+        </w:rPr>
+        <w:t>cụ</w:t>
+      </w:r>
+      <w:proofErr w:type="spellEnd"/>
+      <w:r>
+        <w:rPr>
+          <w:rFonts w:ascii="Times New Roman" w:hAnsi="Times New Roman" w:cs="Times New Roman"/>
+          <w:sz w:val="28"/>
+          <w:szCs w:val="28"/>
+        </w:rPr>
+        <w:t xml:space="preserve"> </w:t>
+      </w:r>
+      <w:proofErr w:type="spellStart"/>
+      <w:r>
+        <w:rPr>
+          <w:rFonts w:ascii="Times New Roman" w:hAnsi="Times New Roman" w:cs="Times New Roman"/>
+          <w:sz w:val="28"/>
+          <w:szCs w:val="28"/>
+        </w:rPr>
+        <w:t>thể</w:t>
+      </w:r>
+      <w:proofErr w:type="spellEnd"/>
+      <w:r>
+        <w:rPr>
+          <w:rFonts w:ascii="Times New Roman" w:hAnsi="Times New Roman" w:cs="Times New Roman"/>
+          <w:sz w:val="28"/>
+          <w:szCs w:val="28"/>
+        </w:rPr>
+        <w:t xml:space="preserve"> </w:t>
+      </w:r>
+      <w:proofErr w:type="spellStart"/>
+      <w:r>
+        <w:rPr>
+          <w:rFonts w:ascii="Times New Roman" w:hAnsi="Times New Roman" w:cs="Times New Roman"/>
+          <w:sz w:val="28"/>
+          <w:szCs w:val="28"/>
+        </w:rPr>
+        <w:t>của</w:t>
+      </w:r>
+      <w:proofErr w:type="spellEnd"/>
+      <w:r>
+        <w:rPr>
+          <w:rFonts w:ascii="Times New Roman" w:hAnsi="Times New Roman" w:cs="Times New Roman"/>
+          <w:sz w:val="28"/>
+          <w:szCs w:val="28"/>
+        </w:rPr>
+        <w:t xml:space="preserve"> </w:t>
+      </w:r>
+      <w:proofErr w:type="spellStart"/>
+      <w:r>
+        <w:rPr>
+          <w:rFonts w:ascii="Times New Roman" w:hAnsi="Times New Roman" w:cs="Times New Roman"/>
+          <w:sz w:val="28"/>
+          <w:szCs w:val="28"/>
+        </w:rPr>
+        <w:t>lớp</w:t>
+      </w:r>
+      <w:proofErr w:type="spellEnd"/>
+      <w:r>
+        <w:rPr>
+          <w:rFonts w:ascii="Times New Roman" w:hAnsi="Times New Roman" w:cs="Times New Roman"/>
+          <w:sz w:val="28"/>
+          <w:szCs w:val="28"/>
+        </w:rPr>
+        <w:t xml:space="preserve">. </w:t>
+      </w:r>
+      <w:proofErr w:type="spellStart"/>
+      <w:r>
+        <w:rPr>
+          <w:rFonts w:ascii="Times New Roman" w:hAnsi="Times New Roman" w:cs="Times New Roman"/>
+          <w:sz w:val="28"/>
+          <w:szCs w:val="28"/>
+        </w:rPr>
+        <w:t>Mỗi</w:t>
+      </w:r>
+      <w:proofErr w:type="spellEnd"/>
+      <w:r>
+        <w:rPr>
+          <w:rFonts w:ascii="Times New Roman" w:hAnsi="Times New Roman" w:cs="Times New Roman"/>
+          <w:sz w:val="28"/>
+          <w:szCs w:val="28"/>
+        </w:rPr>
+        <w:t xml:space="preserve"> </w:t>
+      </w:r>
+      <w:proofErr w:type="spellStart"/>
+      <w:r>
+        <w:rPr>
+          <w:rFonts w:ascii="Times New Roman" w:hAnsi="Times New Roman" w:cs="Times New Roman"/>
+          <w:sz w:val="28"/>
+          <w:szCs w:val="28"/>
+        </w:rPr>
+        <w:t>đối</w:t>
+      </w:r>
+      <w:proofErr w:type="spellEnd"/>
+      <w:r>
+        <w:rPr>
+          <w:rFonts w:ascii="Times New Roman" w:hAnsi="Times New Roman" w:cs="Times New Roman"/>
+          <w:sz w:val="28"/>
+          <w:szCs w:val="28"/>
+        </w:rPr>
+        <w:t xml:space="preserve"> </w:t>
+      </w:r>
+      <w:proofErr w:type="spellStart"/>
+      <w:r>
+        <w:rPr>
+          <w:rFonts w:ascii="Times New Roman" w:hAnsi="Times New Roman" w:cs="Times New Roman"/>
+          <w:sz w:val="28"/>
+          <w:szCs w:val="28"/>
+        </w:rPr>
+        <w:t>tượng</w:t>
+      </w:r>
+      <w:proofErr w:type="spellEnd"/>
+      <w:r>
+        <w:rPr>
+          <w:rFonts w:ascii="Times New Roman" w:hAnsi="Times New Roman" w:cs="Times New Roman"/>
+          <w:sz w:val="28"/>
+          <w:szCs w:val="28"/>
+        </w:rPr>
+        <w:t xml:space="preserve"> </w:t>
+      </w:r>
+      <w:proofErr w:type="spellStart"/>
+      <w:r>
+        <w:rPr>
+          <w:rFonts w:ascii="Times New Roman" w:hAnsi="Times New Roman" w:cs="Times New Roman"/>
+          <w:sz w:val="28"/>
+          <w:szCs w:val="28"/>
+        </w:rPr>
+        <w:t>có</w:t>
+      </w:r>
+      <w:proofErr w:type="spellEnd"/>
+      <w:r>
+        <w:rPr>
+          <w:rFonts w:ascii="Times New Roman" w:hAnsi="Times New Roman" w:cs="Times New Roman"/>
+          <w:sz w:val="28"/>
+          <w:szCs w:val="28"/>
+        </w:rPr>
+        <w:t xml:space="preserve"> </w:t>
+      </w:r>
+      <w:proofErr w:type="spellStart"/>
+      <w:r>
+        <w:rPr>
+          <w:rFonts w:ascii="Times New Roman" w:hAnsi="Times New Roman" w:cs="Times New Roman"/>
+          <w:sz w:val="28"/>
+          <w:szCs w:val="28"/>
+        </w:rPr>
+        <w:t>các</w:t>
+      </w:r>
+      <w:proofErr w:type="spellEnd"/>
+      <w:r>
+        <w:rPr>
+          <w:rFonts w:ascii="Times New Roman" w:hAnsi="Times New Roman" w:cs="Times New Roman"/>
+          <w:sz w:val="28"/>
+          <w:szCs w:val="28"/>
+        </w:rPr>
+        <w:t xml:space="preserve"> </w:t>
+      </w:r>
+      <w:proofErr w:type="spellStart"/>
+      <w:r>
+        <w:rPr>
+          <w:rFonts w:ascii="Times New Roman" w:hAnsi="Times New Roman" w:cs="Times New Roman"/>
+          <w:sz w:val="28"/>
+          <w:szCs w:val="28"/>
+        </w:rPr>
+        <w:t>giá</w:t>
+      </w:r>
+      <w:proofErr w:type="spellEnd"/>
+      <w:r>
+        <w:rPr>
+          <w:rFonts w:ascii="Times New Roman" w:hAnsi="Times New Roman" w:cs="Times New Roman"/>
+          <w:sz w:val="28"/>
+          <w:szCs w:val="28"/>
+        </w:rPr>
+        <w:t xml:space="preserve"> </w:t>
+      </w:r>
+      <w:proofErr w:type="spellStart"/>
+      <w:r>
+        <w:rPr>
+          <w:rFonts w:ascii="Times New Roman" w:hAnsi="Times New Roman" w:cs="Times New Roman"/>
+          <w:sz w:val="28"/>
+          <w:szCs w:val="28"/>
+        </w:rPr>
+        <w:t>trị</w:t>
+      </w:r>
+      <w:proofErr w:type="spellEnd"/>
+      <w:r>
+        <w:rPr>
+          <w:rFonts w:ascii="Times New Roman" w:hAnsi="Times New Roman" w:cs="Times New Roman"/>
+          <w:sz w:val="28"/>
+          <w:szCs w:val="28"/>
+        </w:rPr>
+        <w:t xml:space="preserve"> </w:t>
+      </w:r>
+      <w:proofErr w:type="spellStart"/>
+      <w:r>
+        <w:rPr>
+          <w:rFonts w:ascii="Times New Roman" w:hAnsi="Times New Roman" w:cs="Times New Roman"/>
+          <w:sz w:val="28"/>
+          <w:szCs w:val="28"/>
+        </w:rPr>
+        <w:t>riêng</w:t>
+      </w:r>
+      <w:proofErr w:type="spellEnd"/>
+      <w:r>
+        <w:rPr>
+          <w:rFonts w:ascii="Times New Roman" w:hAnsi="Times New Roman" w:cs="Times New Roman"/>
+          <w:sz w:val="28"/>
+          <w:szCs w:val="28"/>
+        </w:rPr>
+        <w:t xml:space="preserve"> </w:t>
+      </w:r>
+      <w:proofErr w:type="spellStart"/>
+      <w:r>
+        <w:rPr>
+          <w:rFonts w:ascii="Times New Roman" w:hAnsi="Times New Roman" w:cs="Times New Roman"/>
+          <w:sz w:val="28"/>
+          <w:szCs w:val="28"/>
+        </w:rPr>
+        <w:t>cho</w:t>
+      </w:r>
+      <w:proofErr w:type="spellEnd"/>
+      <w:r>
+        <w:rPr>
+          <w:rFonts w:ascii="Times New Roman" w:hAnsi="Times New Roman" w:cs="Times New Roman"/>
+          <w:sz w:val="28"/>
+          <w:szCs w:val="28"/>
+        </w:rPr>
+        <w:t xml:space="preserve"> </w:t>
+      </w:r>
+      <w:proofErr w:type="spellStart"/>
+      <w:r>
+        <w:rPr>
+          <w:rFonts w:ascii="Times New Roman" w:hAnsi="Times New Roman" w:cs="Times New Roman"/>
+          <w:sz w:val="28"/>
+          <w:szCs w:val="28"/>
+        </w:rPr>
+        <w:t>các</w:t>
+      </w:r>
+      <w:proofErr w:type="spellEnd"/>
+      <w:r>
+        <w:rPr>
+          <w:rFonts w:ascii="Times New Roman" w:hAnsi="Times New Roman" w:cs="Times New Roman"/>
+          <w:sz w:val="28"/>
+          <w:szCs w:val="28"/>
+        </w:rPr>
+        <w:t xml:space="preserve"> </w:t>
+      </w:r>
+      <w:proofErr w:type="spellStart"/>
+      <w:r>
+        <w:rPr>
+          <w:rFonts w:ascii="Times New Roman" w:hAnsi="Times New Roman" w:cs="Times New Roman"/>
+          <w:sz w:val="28"/>
+          <w:szCs w:val="28"/>
+        </w:rPr>
+        <w:t>thuộc</w:t>
+      </w:r>
+      <w:proofErr w:type="spellEnd"/>
+      <w:r>
+        <w:rPr>
+          <w:rFonts w:ascii="Times New Roman" w:hAnsi="Times New Roman" w:cs="Times New Roman"/>
+          <w:sz w:val="28"/>
+          <w:szCs w:val="28"/>
+        </w:rPr>
+        <w:t xml:space="preserve"> </w:t>
+      </w:r>
+      <w:proofErr w:type="spellStart"/>
+      <w:r>
+        <w:rPr>
+          <w:rFonts w:ascii="Times New Roman" w:hAnsi="Times New Roman" w:cs="Times New Roman"/>
+          <w:sz w:val="28"/>
+          <w:szCs w:val="28"/>
+        </w:rPr>
+        <w:t>tính</w:t>
+      </w:r>
+      <w:proofErr w:type="spellEnd"/>
+      <w:r>
+        <w:rPr>
+          <w:rFonts w:ascii="Times New Roman" w:hAnsi="Times New Roman" w:cs="Times New Roman"/>
+          <w:sz w:val="28"/>
+          <w:szCs w:val="28"/>
+        </w:rPr>
+        <w:t xml:space="preserve"> </w:t>
+      </w:r>
+      <w:proofErr w:type="spellStart"/>
+      <w:r>
+        <w:rPr>
+          <w:rFonts w:ascii="Times New Roman" w:hAnsi="Times New Roman" w:cs="Times New Roman"/>
+          <w:sz w:val="28"/>
+          <w:szCs w:val="28"/>
+        </w:rPr>
+        <w:t>của</w:t>
+      </w:r>
+      <w:proofErr w:type="spellEnd"/>
+      <w:r>
+        <w:rPr>
+          <w:rFonts w:ascii="Times New Roman" w:hAnsi="Times New Roman" w:cs="Times New Roman"/>
+          <w:sz w:val="28"/>
+          <w:szCs w:val="28"/>
+        </w:rPr>
+        <w:t xml:space="preserve"> </w:t>
+      </w:r>
+      <w:proofErr w:type="spellStart"/>
+      <w:r>
+        <w:rPr>
+          <w:rFonts w:ascii="Times New Roman" w:hAnsi="Times New Roman" w:cs="Times New Roman"/>
+          <w:sz w:val="28"/>
+          <w:szCs w:val="28"/>
+        </w:rPr>
+        <w:t>lớp</w:t>
+      </w:r>
+      <w:proofErr w:type="spellEnd"/>
+      <w:r>
+        <w:rPr>
+          <w:rFonts w:ascii="Times New Roman" w:hAnsi="Times New Roman" w:cs="Times New Roman"/>
+          <w:sz w:val="28"/>
+          <w:szCs w:val="28"/>
+        </w:rPr>
         <w:t xml:space="preserve"> </w:t>
       </w:r>
       <w:proofErr w:type="spellStart"/>
@@ -24352,6 +25433,14 @@
         <w:t>đó</w:t>
       </w:r>
       <w:proofErr w:type="spellEnd"/>
+      <w:r>
+        <w:rPr>
+          <w:rFonts w:ascii="Times New Roman" w:hAnsi="Times New Roman" w:cs="Times New Roman"/>
+          <w:sz w:val="28"/>
+          <w:szCs w:val="28"/>
+        </w:rPr>
+        <w:t>.</w:t>
+      </w:r>
     </w:p>
     <w:p>
       <w:pPr>
@@ -25192,16 +26281,16 @@
     </w:lvl>
   </w:abstractNum>
   <w:abstractNum w:abstractNumId="5" w15:restartNumberingAfterBreak="0">
-    <w:nsid w:val="583C5099"/>
+    <w:nsid w:val="4F9A08BD"/>
     <w:multiLevelType w:val="hybridMultilevel"/>
-    <w:tmpl w:val="FE0E2D08"/>
-    <w:lvl w:ilvl="0" w:tplc="0A0A765A">
+    <w:tmpl w:val="BAEC68DE"/>
+    <w:lvl w:ilvl="0" w:tplc="60306854">
       <w:start w:val="1"/>
       <w:numFmt w:val="decimal"/>
       <w:lvlText w:val="%1."/>
       <w:lvlJc w:val="left"/>
       <w:pPr>
-        <w:ind w:left="1440" w:hanging="360"/>
+        <w:ind w:left="2520" w:hanging="360"/>
       </w:pPr>
       <w:rPr>
         <w:rFonts w:hint="default"/>
@@ -25213,7 +26302,7 @@
       <w:lvlText w:val="%2."/>
       <w:lvlJc w:val="left"/>
       <w:pPr>
-        <w:ind w:left="2160" w:hanging="360"/>
+        <w:ind w:left="3240" w:hanging="360"/>
       </w:pPr>
     </w:lvl>
     <w:lvl w:ilvl="2" w:tplc="0409001B" w:tentative="1">
@@ -25222,7 +26311,7 @@
       <w:lvlText w:val="%3."/>
       <w:lvlJc w:val="right"/>
       <w:pPr>
-        <w:ind w:left="2880" w:hanging="180"/>
+        <w:ind w:left="3960" w:hanging="180"/>
       </w:pPr>
     </w:lvl>
     <w:lvl w:ilvl="3" w:tplc="0409000F" w:tentative="1">
@@ -25231,7 +26320,7 @@
       <w:lvlText w:val="%4."/>
       <w:lvlJc w:val="left"/>
       <w:pPr>
-        <w:ind w:left="3600" w:hanging="360"/>
+        <w:ind w:left="4680" w:hanging="360"/>
       </w:pPr>
     </w:lvl>
     <w:lvl w:ilvl="4" w:tplc="04090019" w:tentative="1">
@@ -25240,7 +26329,7 @@
       <w:lvlText w:val="%5."/>
       <w:lvlJc w:val="left"/>
       <w:pPr>
-        <w:ind w:left="4320" w:hanging="360"/>
+        <w:ind w:left="5400" w:hanging="360"/>
       </w:pPr>
     </w:lvl>
     <w:lvl w:ilvl="5" w:tplc="0409001B" w:tentative="1">
@@ -25249,7 +26338,7 @@
       <w:lvlText w:val="%6."/>
       <w:lvlJc w:val="right"/>
       <w:pPr>
-        <w:ind w:left="5040" w:hanging="180"/>
+        <w:ind w:left="6120" w:hanging="180"/>
       </w:pPr>
     </w:lvl>
     <w:lvl w:ilvl="6" w:tplc="0409000F" w:tentative="1">
@@ -25258,7 +26347,7 @@
       <w:lvlText w:val="%7."/>
       <w:lvlJc w:val="left"/>
       <w:pPr>
-        <w:ind w:left="5760" w:hanging="360"/>
+        <w:ind w:left="6840" w:hanging="360"/>
       </w:pPr>
     </w:lvl>
     <w:lvl w:ilvl="7" w:tplc="04090019" w:tentative="1">
@@ -25267,7 +26356,7 @@
       <w:lvlText w:val="%8."/>
       <w:lvlJc w:val="left"/>
       <w:pPr>
-        <w:ind w:left="6480" w:hanging="360"/>
+        <w:ind w:left="7560" w:hanging="360"/>
       </w:pPr>
     </w:lvl>
     <w:lvl w:ilvl="8" w:tplc="0409001B" w:tentative="1">
@@ -25276,21 +26365,21 @@
       <w:lvlText w:val="%9."/>
       <w:lvlJc w:val="right"/>
       <w:pPr>
-        <w:ind w:left="7200" w:hanging="180"/>
+        <w:ind w:left="8280" w:hanging="180"/>
       </w:pPr>
     </w:lvl>
   </w:abstractNum>
   <w:abstractNum w:abstractNumId="6" w15:restartNumberingAfterBreak="0">
-    <w:nsid w:val="74EE1CC3"/>
+    <w:nsid w:val="583C5099"/>
     <w:multiLevelType w:val="hybridMultilevel"/>
-    <w:tmpl w:val="8BAE266A"/>
-    <w:lvl w:ilvl="0" w:tplc="481A6314">
+    <w:tmpl w:val="FE0E2D08"/>
+    <w:lvl w:ilvl="0" w:tplc="0A0A765A">
       <w:start w:val="1"/>
       <w:numFmt w:val="decimal"/>
       <w:lvlText w:val="%1."/>
       <w:lvlJc w:val="left"/>
       <w:pPr>
-        <w:ind w:left="1080" w:hanging="360"/>
+        <w:ind w:left="1440" w:hanging="360"/>
       </w:pPr>
       <w:rPr>
         <w:rFonts w:hint="default"/>
@@ -25302,7 +26391,7 @@
       <w:lvlText w:val="%2."/>
       <w:lvlJc w:val="left"/>
       <w:pPr>
-        <w:ind w:left="1800" w:hanging="360"/>
+        <w:ind w:left="2160" w:hanging="360"/>
       </w:pPr>
     </w:lvl>
     <w:lvl w:ilvl="2" w:tplc="0409001B" w:tentative="1">
@@ -25311,7 +26400,7 @@
       <w:lvlText w:val="%3."/>
       <w:lvlJc w:val="right"/>
       <w:pPr>
-        <w:ind w:left="2520" w:hanging="180"/>
+        <w:ind w:left="2880" w:hanging="180"/>
       </w:pPr>
     </w:lvl>
     <w:lvl w:ilvl="3" w:tplc="0409000F" w:tentative="1">
@@ -25320,7 +26409,7 @@
       <w:lvlText w:val="%4."/>
       <w:lvlJc w:val="left"/>
       <w:pPr>
-        <w:ind w:left="3240" w:hanging="360"/>
+        <w:ind w:left="3600" w:hanging="360"/>
       </w:pPr>
     </w:lvl>
     <w:lvl w:ilvl="4" w:tplc="04090019" w:tentative="1">
@@ -25329,7 +26418,7 @@
       <w:lvlText w:val="%5."/>
       <w:lvlJc w:val="left"/>
       <w:pPr>
-        <w:ind w:left="3960" w:hanging="360"/>
+        <w:ind w:left="4320" w:hanging="360"/>
       </w:pPr>
     </w:lvl>
     <w:lvl w:ilvl="5" w:tplc="0409001B" w:tentative="1">
@@ -25338,7 +26427,7 @@
       <w:lvlText w:val="%6."/>
       <w:lvlJc w:val="right"/>
       <w:pPr>
-        <w:ind w:left="4680" w:hanging="180"/>
+        <w:ind w:left="5040" w:hanging="180"/>
       </w:pPr>
     </w:lvl>
     <w:lvl w:ilvl="6" w:tplc="0409000F" w:tentative="1">
@@ -25347,7 +26436,7 @@
       <w:lvlText w:val="%7."/>
       <w:lvlJc w:val="left"/>
       <w:pPr>
-        <w:ind w:left="5400" w:hanging="360"/>
+        <w:ind w:left="5760" w:hanging="360"/>
       </w:pPr>
     </w:lvl>
     <w:lvl w:ilvl="7" w:tplc="04090019" w:tentative="1">
@@ -25356,7 +26445,7 @@
       <w:lvlText w:val="%8."/>
       <w:lvlJc w:val="left"/>
       <w:pPr>
-        <w:ind w:left="6120" w:hanging="360"/>
+        <w:ind w:left="6480" w:hanging="360"/>
       </w:pPr>
     </w:lvl>
     <w:lvl w:ilvl="8" w:tplc="0409001B" w:tentative="1">
@@ -25365,21 +26454,21 @@
       <w:lvlText w:val="%9."/>
       <w:lvlJc w:val="right"/>
       <w:pPr>
-        <w:ind w:left="6840" w:hanging="180"/>
+        <w:ind w:left="7200" w:hanging="180"/>
       </w:pPr>
     </w:lvl>
   </w:abstractNum>
   <w:abstractNum w:abstractNumId="7" w15:restartNumberingAfterBreak="0">
-    <w:nsid w:val="770D7095"/>
+    <w:nsid w:val="74EE1CC3"/>
     <w:multiLevelType w:val="hybridMultilevel"/>
-    <w:tmpl w:val="4EB88254"/>
-    <w:lvl w:ilvl="0" w:tplc="6D5E4BEE">
+    <w:tmpl w:val="8BAE266A"/>
+    <w:lvl w:ilvl="0" w:tplc="481A6314">
       <w:start w:val="1"/>
       <w:numFmt w:val="decimal"/>
       <w:lvlText w:val="%1."/>
       <w:lvlJc w:val="left"/>
       <w:pPr>
-        <w:ind w:left="1800" w:hanging="360"/>
+        <w:ind w:left="1080" w:hanging="360"/>
       </w:pPr>
       <w:rPr>
         <w:rFonts w:hint="default"/>
@@ -25391,7 +26480,7 @@
       <w:lvlText w:val="%2."/>
       <w:lvlJc w:val="left"/>
       <w:pPr>
-        <w:ind w:left="2520" w:hanging="360"/>
+        <w:ind w:left="1800" w:hanging="360"/>
       </w:pPr>
     </w:lvl>
     <w:lvl w:ilvl="2" w:tplc="0409001B" w:tentative="1">
@@ -25400,7 +26489,7 @@
       <w:lvlText w:val="%3."/>
       <w:lvlJc w:val="right"/>
       <w:pPr>
-        <w:ind w:left="3240" w:hanging="180"/>
+        <w:ind w:left="2520" w:hanging="180"/>
       </w:pPr>
     </w:lvl>
     <w:lvl w:ilvl="3" w:tplc="0409000F" w:tentative="1">
@@ -25409,7 +26498,7 @@
       <w:lvlText w:val="%4."/>
       <w:lvlJc w:val="left"/>
       <w:pPr>
-        <w:ind w:left="3960" w:hanging="360"/>
+        <w:ind w:left="3240" w:hanging="360"/>
       </w:pPr>
     </w:lvl>
     <w:lvl w:ilvl="4" w:tplc="04090019" w:tentative="1">
@@ -25418,7 +26507,7 @@
       <w:lvlText w:val="%5."/>
       <w:lvlJc w:val="left"/>
       <w:pPr>
-        <w:ind w:left="4680" w:hanging="360"/>
+        <w:ind w:left="3960" w:hanging="360"/>
       </w:pPr>
     </w:lvl>
     <w:lvl w:ilvl="5" w:tplc="0409001B" w:tentative="1">
@@ -25427,7 +26516,7 @@
       <w:lvlText w:val="%6."/>
       <w:lvlJc w:val="right"/>
       <w:pPr>
-        <w:ind w:left="5400" w:hanging="180"/>
+        <w:ind w:left="4680" w:hanging="180"/>
       </w:pPr>
     </w:lvl>
     <w:lvl w:ilvl="6" w:tplc="0409000F" w:tentative="1">
@@ -25436,7 +26525,7 @@
       <w:lvlText w:val="%7."/>
       <w:lvlJc w:val="left"/>
       <w:pPr>
-        <w:ind w:left="6120" w:hanging="360"/>
+        <w:ind w:left="5400" w:hanging="360"/>
       </w:pPr>
     </w:lvl>
     <w:lvl w:ilvl="7" w:tplc="04090019" w:tentative="1">
@@ -25445,7 +26534,7 @@
       <w:lvlText w:val="%8."/>
       <w:lvlJc w:val="left"/>
       <w:pPr>
-        <w:ind w:left="6840" w:hanging="360"/>
+        <w:ind w:left="6120" w:hanging="360"/>
       </w:pPr>
     </w:lvl>
     <w:lvl w:ilvl="8" w:tplc="0409001B" w:tentative="1">
@@ -25454,21 +26543,21 @@
       <w:lvlText w:val="%9."/>
       <w:lvlJc w:val="right"/>
       <w:pPr>
-        <w:ind w:left="7560" w:hanging="180"/>
+        <w:ind w:left="6840" w:hanging="180"/>
       </w:pPr>
     </w:lvl>
   </w:abstractNum>
   <w:abstractNum w:abstractNumId="8" w15:restartNumberingAfterBreak="0">
-    <w:nsid w:val="788E22A5"/>
+    <w:nsid w:val="770D7095"/>
     <w:multiLevelType w:val="hybridMultilevel"/>
-    <w:tmpl w:val="E45C1834"/>
-    <w:lvl w:ilvl="0" w:tplc="0409000F">
+    <w:tmpl w:val="4EB88254"/>
+    <w:lvl w:ilvl="0" w:tplc="6D5E4BEE">
       <w:start w:val="1"/>
       <w:numFmt w:val="decimal"/>
       <w:lvlText w:val="%1."/>
       <w:lvlJc w:val="left"/>
       <w:pPr>
-        <w:ind w:left="720" w:hanging="360"/>
+        <w:ind w:left="1800" w:hanging="360"/>
       </w:pPr>
       <w:rPr>
         <w:rFonts w:hint="default"/>
@@ -25480,7 +26569,7 @@
       <w:lvlText w:val="%2."/>
       <w:lvlJc w:val="left"/>
       <w:pPr>
-        <w:ind w:left="1440" w:hanging="360"/>
+        <w:ind w:left="2520" w:hanging="360"/>
       </w:pPr>
     </w:lvl>
     <w:lvl w:ilvl="2" w:tplc="0409001B" w:tentative="1">
@@ -25489,7 +26578,7 @@
       <w:lvlText w:val="%3."/>
       <w:lvlJc w:val="right"/>
       <w:pPr>
-        <w:ind w:left="2160" w:hanging="180"/>
+        <w:ind w:left="3240" w:hanging="180"/>
       </w:pPr>
     </w:lvl>
     <w:lvl w:ilvl="3" w:tplc="0409000F" w:tentative="1">
@@ -25498,7 +26587,7 @@
       <w:lvlText w:val="%4."/>
       <w:lvlJc w:val="left"/>
       <w:pPr>
-        <w:ind w:left="2880" w:hanging="360"/>
+        <w:ind w:left="3960" w:hanging="360"/>
       </w:pPr>
     </w:lvl>
     <w:lvl w:ilvl="4" w:tplc="04090019" w:tentative="1">
@@ -25507,7 +26596,7 @@
       <w:lvlText w:val="%5."/>
       <w:lvlJc w:val="left"/>
       <w:pPr>
-        <w:ind w:left="3600" w:hanging="360"/>
+        <w:ind w:left="4680" w:hanging="360"/>
       </w:pPr>
     </w:lvl>
     <w:lvl w:ilvl="5" w:tplc="0409001B" w:tentative="1">
@@ -25516,7 +26605,7 @@
       <w:lvlText w:val="%6."/>
       <w:lvlJc w:val="right"/>
       <w:pPr>
-        <w:ind w:left="4320" w:hanging="180"/>
+        <w:ind w:left="5400" w:hanging="180"/>
       </w:pPr>
     </w:lvl>
     <w:lvl w:ilvl="6" w:tplc="0409000F" w:tentative="1">
@@ -25525,7 +26614,7 @@
       <w:lvlText w:val="%7."/>
       <w:lvlJc w:val="left"/>
       <w:pPr>
-        <w:ind w:left="5040" w:hanging="360"/>
+        <w:ind w:left="6120" w:hanging="360"/>
       </w:pPr>
     </w:lvl>
     <w:lvl w:ilvl="7" w:tplc="04090019" w:tentative="1">
@@ -25534,7 +26623,7 @@
       <w:lvlText w:val="%8."/>
       <w:lvlJc w:val="left"/>
       <w:pPr>
-        <w:ind w:left="5760" w:hanging="360"/>
+        <w:ind w:left="6840" w:hanging="360"/>
       </w:pPr>
     </w:lvl>
     <w:lvl w:ilvl="8" w:tplc="0409001B" w:tentative="1">
@@ -25543,6 +26632,95 @@
       <w:lvlText w:val="%9."/>
       <w:lvlJc w:val="right"/>
       <w:pPr>
+        <w:ind w:left="7560" w:hanging="180"/>
+      </w:pPr>
+    </w:lvl>
+  </w:abstractNum>
+  <w:abstractNum w:abstractNumId="9" w15:restartNumberingAfterBreak="0">
+    <w:nsid w:val="788E22A5"/>
+    <w:multiLevelType w:val="hybridMultilevel"/>
+    <w:tmpl w:val="E45C1834"/>
+    <w:lvl w:ilvl="0" w:tplc="0409000F">
+      <w:start w:val="1"/>
+      <w:numFmt w:val="decimal"/>
+      <w:lvlText w:val="%1."/>
+      <w:lvlJc w:val="left"/>
+      <w:pPr>
+        <w:ind w:left="720" w:hanging="360"/>
+      </w:pPr>
+      <w:rPr>
+        <w:rFonts w:hint="default"/>
+      </w:rPr>
+    </w:lvl>
+    <w:lvl w:ilvl="1" w:tplc="04090019" w:tentative="1">
+      <w:start w:val="1"/>
+      <w:numFmt w:val="lowerLetter"/>
+      <w:lvlText w:val="%2."/>
+      <w:lvlJc w:val="left"/>
+      <w:pPr>
+        <w:ind w:left="1440" w:hanging="360"/>
+      </w:pPr>
+    </w:lvl>
+    <w:lvl w:ilvl="2" w:tplc="0409001B" w:tentative="1">
+      <w:start w:val="1"/>
+      <w:numFmt w:val="lowerRoman"/>
+      <w:lvlText w:val="%3."/>
+      <w:lvlJc w:val="right"/>
+      <w:pPr>
+        <w:ind w:left="2160" w:hanging="180"/>
+      </w:pPr>
+    </w:lvl>
+    <w:lvl w:ilvl="3" w:tplc="0409000F" w:tentative="1">
+      <w:start w:val="1"/>
+      <w:numFmt w:val="decimal"/>
+      <w:lvlText w:val="%4."/>
+      <w:lvlJc w:val="left"/>
+      <w:pPr>
+        <w:ind w:left="2880" w:hanging="360"/>
+      </w:pPr>
+    </w:lvl>
+    <w:lvl w:ilvl="4" w:tplc="04090019" w:tentative="1">
+      <w:start w:val="1"/>
+      <w:numFmt w:val="lowerLetter"/>
+      <w:lvlText w:val="%5."/>
+      <w:lvlJc w:val="left"/>
+      <w:pPr>
+        <w:ind w:left="3600" w:hanging="360"/>
+      </w:pPr>
+    </w:lvl>
+    <w:lvl w:ilvl="5" w:tplc="0409001B" w:tentative="1">
+      <w:start w:val="1"/>
+      <w:numFmt w:val="lowerRoman"/>
+      <w:lvlText w:val="%6."/>
+      <w:lvlJc w:val="right"/>
+      <w:pPr>
+        <w:ind w:left="4320" w:hanging="180"/>
+      </w:pPr>
+    </w:lvl>
+    <w:lvl w:ilvl="6" w:tplc="0409000F" w:tentative="1">
+      <w:start w:val="1"/>
+      <w:numFmt w:val="decimal"/>
+      <w:lvlText w:val="%7."/>
+      <w:lvlJc w:val="left"/>
+      <w:pPr>
+        <w:ind w:left="5040" w:hanging="360"/>
+      </w:pPr>
+    </w:lvl>
+    <w:lvl w:ilvl="7" w:tplc="04090019" w:tentative="1">
+      <w:start w:val="1"/>
+      <w:numFmt w:val="lowerLetter"/>
+      <w:lvlText w:val="%8."/>
+      <w:lvlJc w:val="left"/>
+      <w:pPr>
+        <w:ind w:left="5760" w:hanging="360"/>
+      </w:pPr>
+    </w:lvl>
+    <w:lvl w:ilvl="8" w:tplc="0409001B" w:tentative="1">
+      <w:start w:val="1"/>
+      <w:numFmt w:val="lowerRoman"/>
+      <w:lvlText w:val="%9."/>
+      <w:lvlJc w:val="right"/>
+      <w:pPr>
         <w:ind w:left="6480" w:hanging="180"/>
       </w:pPr>
     </w:lvl>
@@ -25551,7 +26729,7 @@
     <w:abstractNumId w:val="4"/>
   </w:num>
   <w:num w:numId="2" w16cid:durableId="1072242489">
-    <w:abstractNumId w:val="8"/>
+    <w:abstractNumId w:val="9"/>
   </w:num>
   <w:num w:numId="3" w16cid:durableId="685206976">
     <w:abstractNumId w:val="2"/>
@@ -25563,16 +26741,19 @@
     <w:abstractNumId w:val="0"/>
   </w:num>
   <w:num w:numId="6" w16cid:durableId="958415610">
+    <w:abstractNumId w:val="7"/>
+  </w:num>
+  <w:num w:numId="7" w16cid:durableId="1296066633">
     <w:abstractNumId w:val="6"/>
   </w:num>
-  <w:num w:numId="7" w16cid:durableId="1296066633">
-    <w:abstractNumId w:val="5"/>
-  </w:num>
   <w:num w:numId="8" w16cid:durableId="713894855">
-    <w:abstractNumId w:val="7"/>
+    <w:abstractNumId w:val="8"/>
   </w:num>
   <w:num w:numId="9" w16cid:durableId="257258756">
     <w:abstractNumId w:val="1"/>
+  </w:num>
+  <w:num w:numId="10" w16cid:durableId="433937004">
+    <w:abstractNumId w:val="5"/>
   </w:num>
 </w:numbering>
 </file>
@@ -26512,6 +27693,22 @@
       </w:tblBorders>
     </w:tblPr>
   </w:style>
+  <w:style w:type="paragraph" w:styleId="NormalWeb">
+    <w:name w:val="Normal (Web)"/>
+    <w:basedOn w:val="Normal"/>
+    <w:uiPriority w:val="99"/>
+    <w:semiHidden/>
+    <w:unhideWhenUsed/>
+    <w:rsid w:val="000857DE"/>
+    <w:pPr>
+      <w:spacing w:before="100" w:beforeAutospacing="1" w:after="100" w:afterAutospacing="1" w:line="240" w:lineRule="auto"/>
+    </w:pPr>
+    <w:rPr>
+      <w:rFonts w:ascii="Times New Roman" w:eastAsia="Times New Roman" w:hAnsi="Times New Roman" w:cs="Times New Roman"/>
+      <w:kern w:val="0"/>
+      <w14:ligatures w14:val="none"/>
+    </w:rPr>
+  </w:style>
 </w:styles>
 </file>
 
